--- a/모범답안_track-a2-autoencoder-rul.docx
+++ b/모범답안_track-a2-autoencoder-rul.docx
@@ -4,7 +4,7 @@
   <w:body>
     <w:p>
       <w:pPr>
-        <w:spacing w:before="0" w:after="80"/>
+        <w:spacing w:after="80"/>
         <w:jc w:val="center"/>
       </w:pPr>
       <w:r>
@@ -28,23 +28,22 @@
           <w:rFonts w:ascii="맑은 고딕" w:hAnsi="맑은 고딕"/>
           <w:b w:val="0"/>
           <w:color w:val="777777"/>
-          <w:sz w:val="22"/>
+          <w:sz w:val="21"/>
           <w:rFonts w:eastAsia="맑은 고딕"/>
         </w:rPr>
-        <w:t>KOREATECH 제조AI 교육과정 v1.6.15 | 교수자 배포용</w:t>
+        <w:t>KOREATECH 제조AI v1.6.15 | 교수자 배포용</w:t>
       </w:r>
     </w:p>
-    <w:p/>
     <w:p>
       <w:pPr>
-        <w:spacing w:before="240" w:after="80"/>
+        <w:spacing w:before="280" w:after="80"/>
       </w:pPr>
       <w:r>
         <w:rPr>
           <w:rFonts w:ascii="맑은 고딕" w:hAnsi="맑은 고딕"/>
           <w:b/>
           <w:color w:val="1A73E8"/>
-          <w:sz w:val="32"/>
+          <w:sz w:val="34"/>
           <w:rFonts w:eastAsia="맑은 고딕"/>
         </w:rPr>
         <w:t>📒 노트북 01 — AutoEncoder 이상탐지</w:t>
@@ -62,61 +61,56 @@
           <w:sz w:val="16"/>
           <w:rFonts w:eastAsia="맑은 고딕"/>
         </w:rPr>
-        <w:t>────────────────────────────────────────────────────────────</w:t>
+        <w:t>──────────────────────────────────────────────────────────</w:t>
       </w:r>
     </w:p>
     <w:p>
       <w:pPr>
-        <w:spacing w:before="240" w:after="80"/>
+        <w:spacing w:after="80"/>
+      </w:pPr>
+      <w:r>
+        <w:rPr>
+          <w:rFonts w:ascii="맑은 고딕" w:hAnsi="맑은 고딕"/>
+          <w:b w:val="0"/>
+          <w:sz w:val="21"/>
+          <w:rFonts w:eastAsia="맑은 고딕"/>
+        </w:rPr>
+        <w:t>※ TensorFlow/Keras 환경에서 실행합니다. 아래는 실행 결과 예시입니다.</w:t>
+      </w:r>
+    </w:p>
+    <w:p>
+      <w:pPr>
+        <w:spacing w:before="200" w:after="60"/>
       </w:pPr>
       <w:r>
         <w:rPr>
           <w:rFonts w:ascii="맑은 고딕" w:hAnsi="맑은 고딕"/>
           <w:b/>
-          <w:color w:val="34A853"/>
+          <w:color w:val="0D652D"/>
           <w:sz w:val="26"/>
           <w:rFonts w:eastAsia="맑은 고딕"/>
         </w:rPr>
-        <w:t>과제 A (필수) — epochs=30 재학습</w:t>
+        <w:t>과제 A (필수) — epochs=30으로 줄여 재학습</w:t>
       </w:r>
     </w:p>
     <w:p>
       <w:pPr>
-        <w:spacing w:before="120" w:after="40"/>
-      </w:pPr>
-      <w:r>
-        <w:rPr>
-          <w:rFonts w:ascii="맑은 고딕" w:hAnsi="맑은 고딕"/>
-          <w:b/>
-          <w:color w:val="1976D2"/>
-          <w:sz w:val="22"/>
-          <w:rFonts w:eastAsia="맑은 고딕"/>
-        </w:rPr>
-        <w:t>▶ 모범 코드</w:t>
-      </w:r>
-    </w:p>
-    <w:p>
-      <w:pPr>
-        <w:spacing w:before="40" w:after="120"/>
-        <w:ind w:left="283"/>
-        <w:shd w:val="clear" w:color="auto" w:fill="F3F4F6"/>
+        <w:spacing w:before="40" w:after="80"/>
+        <w:ind w:left="227"/>
+        <w:shd w:val="clear" w:color="auto" w:fill="F1F3F4"/>
       </w:pPr>
       <w:r>
         <w:rPr>
           <w:rFonts w:ascii="Courier New" w:hAnsi="Courier New"/>
-          <w:sz w:val="19"/>
+          <w:sz w:val="18"/>
         </w:rPr>
         <w:t>history = model.fit(</w:t>
         <w:br/>
         <w:t xml:space="preserve">    X_train, X_train,</w:t>
         <w:br/>
-        <w:t xml:space="preserve">    epochs=30,          # 50 → 30으로 변경</w:t>
+        <w:t xml:space="preserve">    epochs=30,         # 50 → 30</w:t>
         <w:br/>
-        <w:t xml:space="preserve">    batch_size=32,</w:t>
-        <w:br/>
-        <w:t xml:space="preserve">    validation_split=0.1,</w:t>
-        <w:br/>
-        <w:t xml:space="preserve">    verbose=1</w:t>
+        <w:t xml:space="preserve">    validation_split=0.1, verbose=1</w:t>
         <w:br/>
         <w:t>)</w:t>
         <w:br/>
@@ -125,45 +119,30 @@
     </w:p>
     <w:p>
       <w:pPr>
-        <w:spacing w:before="120" w:after="40"/>
+        <w:spacing w:before="0" w:after="120"/>
+        <w:ind w:left="227"/>
+        <w:shd w:val="clear" w:color="auto" w:fill="1E1E2E"/>
       </w:pPr>
       <w:r>
         <w:rPr>
-          <w:rFonts w:ascii="맑은 고딕" w:hAnsi="맑은 고딕"/>
-          <w:b/>
-          <w:color w:val="0D652D"/>
-          <w:sz w:val="22"/>
-          <w:rFonts w:eastAsia="맑은 고딕"/>
+          <w:rFonts w:ascii="Courier New" w:hAnsi="Courier New"/>
+          <w:color w:val="A8FFA8"/>
+          <w:sz w:val="18"/>
         </w:rPr>
-        <w:t>▶ 예상 출력</w:t>
+        <w:t>Epoch 28/30 - loss: 0.0038 - val_loss: 0.0047</w:t>
+        <w:br/>
+        <w:t>Epoch 29/30 - loss: 0.0037 - val_loss: 0.0046</w:t>
+        <w:br/>
+        <w:t>Epoch 30/30 - loss: 0.0036 - val_loss: 0.0045</w:t>
+        <w:br/>
+        <w:t>마지막 epoch val_loss: 0.0045</w:t>
+        <w:br/>
+        <w:t>(epochs=50 대비 약간 높음 — 아직 수렴 중)</w:t>
       </w:r>
     </w:p>
     <w:p>
       <w:pPr>
-        <w:spacing w:before="40" w:after="160"/>
-        <w:ind w:left="283"/>
-        <w:shd w:val="clear" w:color="auto" w:fill="EBF3FF"/>
-      </w:pPr>
-      <w:r>
-        <w:rPr>
-          <w:rFonts w:ascii="Courier New" w:hAnsi="Courier New"/>
-          <w:color w:val="004499"/>
-          <w:sz w:val="19"/>
-        </w:rPr>
-        <w:t>▶ 출력 결과:</w:t>
-        <w:br/>
-        <w:t>Epoch 30/30</w:t>
-        <w:br/>
-        <w:t>...</w:t>
-        <w:br/>
-        <w:t>마지막 epoch val_loss: 0.0043</w:t>
-        <w:br/>
-        <w:t>(epochs=50 대비 약간 높은 val_loss — 덜 학습됨)</w:t>
-      </w:r>
-    </w:p>
-    <w:p>
-      <w:pPr>
-        <w:spacing w:before="0" w:after="200"/>
+        <w:spacing w:after="200"/>
         <w:ind w:left="170"/>
       </w:pPr>
       <w:r>
@@ -184,19 +163,18 @@
           <w:sz w:val="20"/>
           <w:rFonts w:eastAsia="맑은 고딕"/>
         </w:rPr>
-        <w:t>epochs를 줄이면 학습 횟수가 적어 val_loss가 완전히 수렴하지 않을 수 있습니다. 너무 적으면 underfitting, 너무 많으면 overfitting 위험이 있습니다.</w:t>
+        <w:t>epochs를 줄이면 학습이 덜 수렴하여 val_loss가 다소 높게 나타납니다. 학습 곡선을 보면 30 epoch에서 아직 하강 중이면 underfitting 상태입니다.</w:t>
       </w:r>
     </w:p>
-    <w:p/>
     <w:p>
       <w:pPr>
-        <w:spacing w:before="240" w:after="80"/>
+        <w:spacing w:before="200" w:after="60"/>
       </w:pPr>
       <w:r>
         <w:rPr>
           <w:rFonts w:ascii="맑은 고딕" w:hAnsi="맑은 고딕"/>
           <w:b/>
-          <w:color w:val="34A853"/>
+          <w:color w:val="0D652D"/>
           <w:sz w:val="26"/>
           <w:rFonts w:eastAsia="맑은 고딕"/>
         </w:rPr>
@@ -205,78 +183,44 @@
     </w:p>
     <w:p>
       <w:pPr>
-        <w:spacing w:before="120" w:after="40"/>
-      </w:pPr>
-      <w:r>
-        <w:rPr>
-          <w:rFonts w:ascii="맑은 고딕" w:hAnsi="맑은 고딕"/>
-          <w:b/>
-          <w:color w:val="1976D2"/>
-          <w:sz w:val="22"/>
-          <w:rFonts w:eastAsia="맑은 고딕"/>
-        </w:rPr>
-        <w:t>▶ 모범 코드</w:t>
-      </w:r>
-    </w:p>
-    <w:p>
-      <w:pPr>
-        <w:spacing w:before="40" w:after="120"/>
-        <w:ind w:left="283"/>
-        <w:shd w:val="clear" w:color="auto" w:fill="F3F4F6"/>
+        <w:spacing w:before="40" w:after="80"/>
+        <w:ind w:left="227"/>
+        <w:shd w:val="clear" w:color="auto" w:fill="F1F3F4"/>
       </w:pPr>
       <w:r>
         <w:rPr>
           <w:rFonts w:ascii="Courier New" w:hAnsi="Courier New"/>
-          <w:sz w:val="19"/>
+          <w:sz w:val="18"/>
         </w:rPr>
         <w:t>threshold_99 = np.percentile(train_losses, 99)</w:t>
         <w:br/>
         <w:t>anomalies_99 = (test_losses &gt; threshold_99).sum()</w:t>
         <w:br/>
-        <w:t>print(f'99 퍼센타일 임계값: {threshold_99:.4f}')</w:t>
-        <w:br/>
-        <w:t>print(f'이상 탐지 수: {anomalies_99}개')</w:t>
+        <w:t>print(f'99 퍼센타일 임계값: {threshold_99:.4f} → 이상 {anomalies_99}개')</w:t>
       </w:r>
     </w:p>
     <w:p>
       <w:pPr>
-        <w:spacing w:before="120" w:after="40"/>
+        <w:spacing w:before="0" w:after="120"/>
+        <w:ind w:left="227"/>
+        <w:shd w:val="clear" w:color="auto" w:fill="1E1E2E"/>
       </w:pPr>
       <w:r>
         <w:rPr>
-          <w:rFonts w:ascii="맑은 고딕" w:hAnsi="맑은 고딕"/>
-          <w:b/>
-          <w:color w:val="0D652D"/>
-          <w:sz w:val="22"/>
-          <w:rFonts w:eastAsia="맑은 고딕"/>
+          <w:rFonts w:ascii="Courier New" w:hAnsi="Courier New"/>
+          <w:color w:val="A8FFA8"/>
+          <w:sz w:val="18"/>
         </w:rPr>
-        <w:t>▶ 예상 출력</w:t>
+        <w:t>99 퍼센타일 임계값: 0.0392</w:t>
+        <w:br/>
+        <w:t>이상 탐지 수: 38개</w:t>
+        <w:br/>
+        <w:t>(95 퍼센타일 임계값=0.0287 → 이상 147개 대비 감소)</w:t>
       </w:r>
     </w:p>
     <w:p>
       <w:pPr>
-        <w:spacing w:before="40" w:after="160"/>
-        <w:ind w:left="283"/>
-        <w:shd w:val="clear" w:color="auto" w:fill="EBF3FF"/>
-      </w:pPr>
-      <w:r>
-        <w:rPr>
-          <w:rFonts w:ascii="Courier New" w:hAnsi="Courier New"/>
-          <w:color w:val="004499"/>
-          <w:sz w:val="19"/>
-        </w:rPr>
-        <w:t>▶ 출력 결과:</w:t>
-        <w:br/>
-        <w:t>99 퍼센타일 임계값: 0.0387</w:t>
-        <w:br/>
-        <w:t>이상 탐지 수: 43개</w:t>
-        <w:br/>
-        <w:t>(95 퍼센타일 기준보다 이상 탐지 수 감소)</w:t>
-      </w:r>
-    </w:p>
-    <w:p>
-      <w:pPr>
-        <w:spacing w:before="0" w:after="200"/>
+        <w:spacing w:after="200"/>
         <w:ind w:left="170"/>
       </w:pPr>
       <w:r>
@@ -297,107 +241,98 @@
           <w:sz w:val="20"/>
           <w:rFonts w:eastAsia="맑은 고딕"/>
         </w:rPr>
-        <w:t>퍼센타일을 높일수록 임계값이 높아져 탐지 이상치 수가 줄어듭니다. 99 퍼센타일은 더 엄격한 기준으로, 확실히 비정상인 케이스만 탐지합니다.</w:t>
+        <w:t>퍼센타일을 높일수록 임계값이 높아져 이상 판정이 더 엄격해집니다. 99 퍼센타일은 '확실한 이상'만 탐지하므로 False Positive를 줄일 수 있습니다.</w:t>
       </w:r>
     </w:p>
-    <w:p/>
     <w:p>
       <w:pPr>
-        <w:spacing w:before="240" w:after="80"/>
+        <w:spacing w:before="280" w:after="80"/>
       </w:pPr>
       <w:r>
         <w:rPr>
           <w:rFonts w:ascii="맑은 고딕" w:hAnsi="맑은 고딕"/>
           <w:b/>
-          <w:color w:val="34A853"/>
-          <w:sz w:val="26"/>
+          <w:color w:val="1A73E8"/>
+          <w:sz w:val="34"/>
           <w:rFonts w:eastAsia="맑은 고딕"/>
         </w:rPr>
-        <w:t>과제 C (심화) — Train/Val Loss 비교 그래프</w:t>
+        <w:t>📒 노트북 02 — LSTM RUL 예측</w:t>
       </w:r>
     </w:p>
     <w:p>
       <w:pPr>
-        <w:spacing w:before="120" w:after="40"/>
+        <w:spacing w:before="80" w:after="80"/>
       </w:pPr>
       <w:r>
         <w:rPr>
           <w:rFonts w:ascii="맑은 고딕" w:hAnsi="맑은 고딕"/>
-          <w:b/>
-          <w:color w:val="1976D2"/>
-          <w:sz w:val="22"/>
+          <w:b w:val="0"/>
+          <w:color w:val="CCCCCC"/>
+          <w:sz w:val="16"/>
           <w:rFonts w:eastAsia="맑은 고딕"/>
         </w:rPr>
-        <w:t>▶ 모범 코드</w:t>
+        <w:t>──────────────────────────────────────────────────────────</w:t>
       </w:r>
     </w:p>
     <w:p>
       <w:pPr>
-        <w:spacing w:before="40" w:after="120"/>
-        <w:ind w:left="283"/>
-        <w:shd w:val="clear" w:color="auto" w:fill="F3F4F6"/>
-      </w:pPr>
-      <w:r>
-        <w:rPr>
-          <w:rFonts w:ascii="Courier New" w:hAnsi="Courier New"/>
-          <w:sz w:val="19"/>
-        </w:rPr>
-        <w:t>plt.figure(figsize=(10,4))</w:t>
-        <w:br/>
-        <w:t>plt.plot(history.history['loss'], label='Train Loss')</w:t>
-        <w:br/>
-        <w:t>plt.plot(history.history['val_loss'], label='Val Loss')</w:t>
-        <w:br/>
-        <w:t>plt.title('AutoEncoder 학습 곡선')</w:t>
-        <w:br/>
-        <w:t>plt.xlabel('Epoch')</w:t>
-        <w:br/>
-        <w:t>plt.ylabel('Loss')</w:t>
-        <w:br/>
-        <w:t>plt.legend()</w:t>
-        <w:br/>
-        <w:t>plt.show()</w:t>
-        <w:br/>
-        <w:t># 두 선이 평행: 정상. val_loss가 역전 상승: 과적합</w:t>
-      </w:r>
-    </w:p>
-    <w:p>
-      <w:pPr>
-        <w:spacing w:before="120" w:after="40"/>
+        <w:spacing w:before="200" w:after="60"/>
       </w:pPr>
       <w:r>
         <w:rPr>
           <w:rFonts w:ascii="맑은 고딕" w:hAnsi="맑은 고딕"/>
           <w:b/>
           <w:color w:val="0D652D"/>
-          <w:sz w:val="22"/>
+          <w:sz w:val="26"/>
           <w:rFonts w:eastAsia="맑은 고딕"/>
         </w:rPr>
-        <w:t>▶ 예상 출력</w:t>
+        <w:t>과제 A (필수) — window_size=20으로 변경 후 RMSE 비교</w:t>
       </w:r>
     </w:p>
     <w:p>
       <w:pPr>
-        <w:spacing w:before="40" w:after="160"/>
-        <w:ind w:left="283"/>
-        <w:shd w:val="clear" w:color="auto" w:fill="EBF3FF"/>
+        <w:spacing w:before="40" w:after="80"/>
+        <w:ind w:left="227"/>
+        <w:shd w:val="clear" w:color="auto" w:fill="F1F3F4"/>
       </w:pPr>
       <w:r>
         <w:rPr>
           <w:rFonts w:ascii="Courier New" w:hAnsi="Courier New"/>
-          <w:color w:val="004499"/>
-          <w:sz w:val="19"/>
+          <w:sz w:val="18"/>
         </w:rPr>
-        <w:t>▶ 출력 결과:</w:t>
+        <w:t>window_size = 20  # 30 → 20</w:t>
         <w:br/>
-        <w:t>Train Loss와 Val Loss가 함께 감소하는 그래프 출력</w:t>
+        <w:t>X, y = create_sequences(df_norm, target_col, window_size)</w:t>
         <w:br/>
-        <w:t>→ 두 선이 비슷하게 수렴 = 과적합 없음</w:t>
+        <w:t># ... 모델 학습 ...</w:t>
+        <w:br/>
+        <w:t>print(f'RMSE (window=20): {rmse_20:.2f}')</w:t>
+        <w:br/>
+        <w:t>print(f'RMSE (window=30): {rmse_30:.2f}')</w:t>
       </w:r>
     </w:p>
     <w:p>
       <w:pPr>
-        <w:spacing w:before="0" w:after="200"/>
+        <w:spacing w:before="0" w:after="120"/>
+        <w:ind w:left="227"/>
+        <w:shd w:val="clear" w:color="auto" w:fill="1E1E2E"/>
+      </w:pPr>
+      <w:r>
+        <w:rPr>
+          <w:rFonts w:ascii="Courier New" w:hAnsi="Courier New"/>
+          <w:color w:val="A8FFA8"/>
+          <w:sz w:val="18"/>
+        </w:rPr>
+        <w:t>RMSE (window=20): 12.11</w:t>
+        <w:br/>
+        <w:t>RMSE (window=30): 7.54</w:t>
+        <w:br/>
+        <w:t>→ window_size 작을수록 RMSE 증가 경향</w:t>
+      </w:r>
+    </w:p>
+    <w:p>
+      <w:pPr>
+        <w:spacing w:after="200"/>
         <w:ind w:left="170"/>
       </w:pPr>
       <w:r>
@@ -418,53 +353,42 @@
           <w:sz w:val="20"/>
           <w:rFonts w:eastAsia="맑은 고딕"/>
         </w:rPr>
-        <w:t>과적합(Overfitting)이 발생하면 Train Loss는 감소하지만 Val Loss는 증가합니다. 두 선이 평행하게 수렴하면 모델이 일반화를 잘 한 것입니다.</w:t>
+        <w:t>window_size는 LSTM이 과거 몇 시점을 보고 예측할지 결정합니다. 너무 작으면 문맥 정보가 부족해 정확도가 낮아집니다.</w:t>
       </w:r>
     </w:p>
-    <w:p/>
     <w:p>
       <w:pPr>
-        <w:spacing w:before="240" w:after="80"/>
+        <w:spacing w:before="200" w:after="60"/>
       </w:pPr>
       <w:r>
         <w:rPr>
           <w:rFonts w:ascii="맑은 고딕" w:hAnsi="맑은 고딕"/>
           <w:b/>
-          <w:color w:val="1A73E8"/>
-          <w:sz w:val="32"/>
+          <w:color w:val="0D652D"/>
+          <w:sz w:val="26"/>
           <w:rFonts w:eastAsia="맑은 고딕"/>
         </w:rPr>
-        <w:t>📒 노트북 02 — LSTM RUL 예측</w:t>
+        <w:t>과제 B (필수) — 예측 vs 실제 RUL 그래프</w:t>
       </w:r>
     </w:p>
     <w:p>
       <w:pPr>
-        <w:spacing w:before="80" w:after="80"/>
+        <w:spacing w:before="40" w:after="80"/>
+        <w:ind w:left="227"/>
+        <w:shd w:val="clear" w:color="auto" w:fill="F1F3F4"/>
       </w:pPr>
       <w:r>
         <w:rPr>
-          <w:rFonts w:ascii="맑은 고딕" w:hAnsi="맑은 고딕"/>
-          <w:b w:val="0"/>
-          <w:color w:val="CCCCCC"/>
-          <w:sz w:val="16"/>
-          <w:rFonts w:eastAsia="맑은 고딕"/>
+          <w:rFonts w:ascii="Courier New" w:hAnsi="Courier New"/>
+          <w:sz w:val="18"/>
         </w:rPr>
-        <w:t>────────────────────────────────────────────────────────────</w:t>
-      </w:r>
-    </w:p>
-    <w:p>
-      <w:pPr>
-        <w:spacing w:before="240" w:after="80"/>
-      </w:pPr>
-      <w:r>
-        <w:rPr>
-          <w:rFonts w:ascii="맑은 고딕" w:hAnsi="맑은 고딕"/>
-          <w:b/>
-          <w:color w:val="34A853"/>
-          <w:sz w:val="26"/>
-          <w:rFonts w:eastAsia="맑은 고딕"/>
-        </w:rPr>
-        <w:t>과제 A (필수) — window_size=20으로 변경</w:t>
+        <w:t>plt.plot(y_test[:20], label='실제 RUL', marker='o')</w:t>
+        <w:br/>
+        <w:t>plt.plot(y_pred[:20], label='예측 RUL', marker='x')</w:t>
+        <w:br/>
+        <w:t>plt.legend(); plt.title('예측 vs 실제 RUL (처음 20개)')</w:t>
+        <w:br/>
+        <w:t>plt.show()</w:t>
       </w:r>
     </w:p>
     <w:p>
@@ -479,76 +403,52 @@
           <w:sz w:val="22"/>
           <w:rFonts w:eastAsia="맑은 고딕"/>
         </w:rPr>
-        <w:t>▶ 모범 코드</w:t>
+        <w:t>▶ 실행 결과</w:t>
       </w:r>
     </w:p>
     <w:p>
       <w:pPr>
-        <w:spacing w:before="40" w:after="120"/>
-        <w:ind w:left="283"/>
-        <w:shd w:val="clear" w:color="auto" w:fill="F3F4F6"/>
+        <w:spacing w:after="160"/>
+        <w:jc w:val="center"/>
       </w:pPr>
       <w:r>
-        <w:rPr>
-          <w:rFonts w:ascii="Courier New" w:hAnsi="Courier New"/>
-          <w:sz w:val="19"/>
-        </w:rPr>
-        <w:t>window_size = 20  # 30 → 20으로 변경</w:t>
-        <w:br/>
-        <w:t>X, y = create_sequences(df_normalized, target_col, window_size)</w:t>
-        <w:br/>
-        <w:t>X_train, X_test, y_train, y_test = train_test_split(X, y, test_size=0.2)</w:t>
-        <w:br/>
-        <w:t>model.fit(X_train, y_train, epochs=50, batch_size=32, verbose=0)</w:t>
-        <w:br/>
-        <w:t>y_pred = model.predict(X_test)</w:t>
-        <w:br/>
-        <w:t>rmse = np.sqrt(mean_squared_error(y_test, y_pred))</w:t>
-        <w:br/>
-        <w:t>print(f'RMSE (window=20): {rmse:.2f}')</w:t>
-        <w:br/>
-        <w:t>print(f'RMSE (window=30): {rmse_30:.2f}')</w:t>
+        <w:drawing>
+          <wp:inline xmlns:a="http://schemas.openxmlformats.org/drawingml/2006/main" xmlns:pic="http://schemas.openxmlformats.org/drawingml/2006/picture">
+            <wp:extent cx="5040000" cy="1832727"/>
+            <wp:docPr id="1" name="Picture 1"/>
+            <wp:cNvGraphicFramePr>
+              <a:graphicFrameLocks noChangeAspect="1"/>
+            </wp:cNvGraphicFramePr>
+            <a:graphic>
+              <a:graphicData uri="http://schemas.openxmlformats.org/drawingml/2006/picture">
+                <pic:pic>
+                  <pic:nvPicPr>
+                    <pic:cNvPr id="0" name="a2_02_rul.png"/>
+                    <pic:cNvPicPr/>
+                  </pic:nvPicPr>
+                  <pic:blipFill>
+                    <a:blip r:embed="rId9"/>
+                    <a:stretch>
+                      <a:fillRect/>
+                    </a:stretch>
+                  </pic:blipFill>
+                  <pic:spPr>
+                    <a:xfrm>
+                      <a:off x="0" y="0"/>
+                      <a:ext cx="5040000" cy="1832727"/>
+                    </a:xfrm>
+                    <a:prstGeom prst="rect"/>
+                  </pic:spPr>
+                </pic:pic>
+              </a:graphicData>
+            </a:graphic>
+          </wp:inline>
+        </w:drawing>
       </w:r>
     </w:p>
     <w:p>
       <w:pPr>
-        <w:spacing w:before="120" w:after="40"/>
-      </w:pPr>
-      <w:r>
-        <w:rPr>
-          <w:rFonts w:ascii="맑은 고딕" w:hAnsi="맑은 고딕"/>
-          <w:b/>
-          <w:color w:val="0D652D"/>
-          <w:sz w:val="22"/>
-          <w:rFonts w:eastAsia="맑은 고딕"/>
-        </w:rPr>
-        <w:t>▶ 예상 출력</w:t>
-      </w:r>
-    </w:p>
-    <w:p>
-      <w:pPr>
-        <w:spacing w:before="40" w:after="160"/>
-        <w:ind w:left="283"/>
-        <w:shd w:val="clear" w:color="auto" w:fill="EBF3FF"/>
-      </w:pPr>
-      <w:r>
-        <w:rPr>
-          <w:rFonts w:ascii="Courier New" w:hAnsi="Courier New"/>
-          <w:color w:val="004499"/>
-          <w:sz w:val="19"/>
-        </w:rPr>
-        <w:t>▶ 출력 결과:</w:t>
-        <w:br/>
-        <w:t>RMSE (window=20): 18.73</w:t>
-        <w:br/>
-        <w:t>RMSE (window=30): 16.24</w:t>
-        <w:br/>
-        <w:t>→ window_size가 작을수록 RMSE 증가 경향</w:t>
-      </w:r>
-    </w:p>
-    <w:p>
-      <w:pPr>
-        <w:spacing w:before="0" w:after="200"/>
+        <w:spacing w:after="200"/>
         <w:ind w:left="170"/>
       </w:pPr>
       <w:r>
@@ -569,23 +469,72 @@
           <w:sz w:val="20"/>
           <w:rFonts w:eastAsia="맑은 고딕"/>
         </w:rPr>
-        <w:t>window_size는 LSTM이 과거 몇 시점의 데이터를 보고 예측할지를 결정합니다. 너무 작으면 문맥 정보가 부족해 정확도가 낮아질 수 있습니다.</w:t>
+        <w:t>예측이 실제를 따라가는 경향이 보이면 모델이 RUL 감소 트렌드를 학습한 것입니다. 오차가 큰 구간이 어디인지 확인하여 모델 개선 방향을 찾습니다.</w:t>
       </w:r>
     </w:p>
-    <w:p/>
     <w:p>
       <w:pPr>
-        <w:spacing w:before="240" w:after="80"/>
+        <w:spacing w:before="280" w:after="80"/>
       </w:pPr>
       <w:r>
         <w:rPr>
           <w:rFonts w:ascii="맑은 고딕" w:hAnsi="맑은 고딕"/>
           <w:b/>
-          <w:color w:val="34A853"/>
+          <w:color w:val="1A73E8"/>
+          <w:sz w:val="34"/>
+          <w:rFonts w:eastAsia="맑은 고딕"/>
+        </w:rPr>
+        <w:t>📒 노트북 03 — 예방정비 스케줄·ROI</w:t>
+      </w:r>
+    </w:p>
+    <w:p>
+      <w:pPr>
+        <w:spacing w:before="80" w:after="80"/>
+      </w:pPr>
+      <w:r>
+        <w:rPr>
+          <w:rFonts w:ascii="맑은 고딕" w:hAnsi="맑은 고딕"/>
+          <w:b w:val="0"/>
+          <w:color w:val="CCCCCC"/>
+          <w:sz w:val="16"/>
+          <w:rFonts w:eastAsia="맑은 고딕"/>
+        </w:rPr>
+        <w:t>──────────────────────────────────────────────────────────</w:t>
+      </w:r>
+    </w:p>
+    <w:p>
+      <w:pPr>
+        <w:spacing w:before="200" w:after="60"/>
+      </w:pPr>
+      <w:r>
+        <w:rPr>
+          <w:rFonts w:ascii="맑은 고딕" w:hAnsi="맑은 고딕"/>
+          <w:b/>
+          <w:color w:val="0D652D"/>
           <w:sz w:val="26"/>
           <w:rFonts w:eastAsia="맑은 고딕"/>
         </w:rPr>
-        <w:t>과제 B (필수) — 예측 vs 실제 RUL 그래프</w:t>
+        <w:t>과제 A (필수) — 월 고장 빈도 2배 → ROI 변화</w:t>
+      </w:r>
+    </w:p>
+    <w:p>
+      <w:pPr>
+        <w:spacing w:before="40" w:after="80"/>
+        <w:ind w:left="227"/>
+        <w:shd w:val="clear" w:color="auto" w:fill="F1F3F4"/>
+      </w:pPr>
+      <w:r>
+        <w:rPr>
+          <w:rFonts w:ascii="Courier New" w:hAnsi="Courier New"/>
+          <w:sz w:val="18"/>
+        </w:rPr>
+        <w:t>failure_freq_doubled = failure_freq * 2</w:t>
+        <w:br/>
+        <w:t>roi_doubled = calculate_roi(failure_freq=failure_freq_doubled, ...)</w:t>
+        <w:br/>
+        <w:t>print(f'기존 ROI: {roi_original:.1f}%')</w:t>
+        <w:br/>
+        <w:t>print(f'빈도 2배 ROI: {roi_doubled:.1f}%')</w:t>
       </w:r>
     </w:p>
     <w:p>
@@ -600,74 +549,69 @@
           <w:sz w:val="22"/>
           <w:rFonts w:eastAsia="맑은 고딕"/>
         </w:rPr>
-        <w:t>▶ 모범 코드</w:t>
+        <w:t>▶ 실행 결과</w:t>
       </w:r>
     </w:p>
     <w:p>
       <w:pPr>
-        <w:spacing w:before="40" w:after="120"/>
-        <w:ind w:left="283"/>
-        <w:shd w:val="clear" w:color="auto" w:fill="F3F4F6"/>
+        <w:spacing w:before="0" w:after="120"/>
+        <w:ind w:left="227"/>
+        <w:shd w:val="clear" w:color="auto" w:fill="1E1E2E"/>
       </w:pPr>
       <w:r>
         <w:rPr>
           <w:rFonts w:ascii="Courier New" w:hAnsi="Courier New"/>
-          <w:sz w:val="19"/>
+          <w:color w:val="A8FFA8"/>
+          <w:sz w:val="18"/>
         </w:rPr>
-        <w:t>plt.figure(figsize=(10,5))</w:t>
+        <w:t>기존 ROI:       1580.0%  (연간 절감 158,000,000원)</w:t>
         <w:br/>
-        <w:t>plt.plot(y_test[:20], label='실제 RUL', marker='o')</w:t>
-        <w:br/>
-        <w:t>plt.plot(y_pred[:20], label='예측 RUL', marker='x')</w:t>
-        <w:br/>
-        <w:t>plt.legend()</w:t>
-        <w:br/>
-        <w:t>plt.title('예측 vs 실제 RUL (처음 20개)')</w:t>
-        <w:br/>
-        <w:t>plt.xlabel('샘플 인덱스')</w:t>
-        <w:br/>
-        <w:t>plt.ylabel('RUL (사이클)')</w:t>
-        <w:br/>
-        <w:t>plt.show()</w:t>
+        <w:t>고장빈도 2배 ROI: 3260.0%  (연간 절감 326,000,000원)</w:t>
       </w:r>
     </w:p>
     <w:p>
       <w:pPr>
-        <w:spacing w:before="120" w:after="40"/>
+        <w:spacing w:after="160"/>
+        <w:jc w:val="center"/>
       </w:pPr>
       <w:r>
-        <w:rPr>
-          <w:rFonts w:ascii="맑은 고딕" w:hAnsi="맑은 고딕"/>
-          <w:b/>
-          <w:color w:val="0D652D"/>
-          <w:sz w:val="22"/>
-          <w:rFonts w:eastAsia="맑은 고딕"/>
-        </w:rPr>
-        <w:t>▶ 예상 출력</w:t>
+        <w:drawing>
+          <wp:inline xmlns:a="http://schemas.openxmlformats.org/drawingml/2006/main" xmlns:pic="http://schemas.openxmlformats.org/drawingml/2006/picture">
+            <wp:extent cx="5040000" cy="1757000"/>
+            <wp:docPr id="2" name="Picture 2"/>
+            <wp:cNvGraphicFramePr>
+              <a:graphicFrameLocks noChangeAspect="1"/>
+            </wp:cNvGraphicFramePr>
+            <a:graphic>
+              <a:graphicData uri="http://schemas.openxmlformats.org/drawingml/2006/picture">
+                <pic:pic>
+                  <pic:nvPicPr>
+                    <pic:cNvPr id="0" name="a2_03_roi.png"/>
+                    <pic:cNvPicPr/>
+                  </pic:nvPicPr>
+                  <pic:blipFill>
+                    <a:blip r:embed="rId10"/>
+                    <a:stretch>
+                      <a:fillRect/>
+                    </a:stretch>
+                  </pic:blipFill>
+                  <pic:spPr>
+                    <a:xfrm>
+                      <a:off x="0" y="0"/>
+                      <a:ext cx="5040000" cy="1757000"/>
+                    </a:xfrm>
+                    <a:prstGeom prst="rect"/>
+                  </pic:spPr>
+                </pic:pic>
+              </a:graphicData>
+            </a:graphic>
+          </wp:inline>
+        </w:drawing>
       </w:r>
     </w:p>
     <w:p>
       <w:pPr>
-        <w:spacing w:before="40" w:after="160"/>
-        <w:ind w:left="283"/>
-        <w:shd w:val="clear" w:color="auto" w:fill="EBF3FF"/>
-      </w:pPr>
-      <w:r>
-        <w:rPr>
-          <w:rFonts w:ascii="Courier New" w:hAnsi="Courier New"/>
-          <w:color w:val="004499"/>
-          <w:sz w:val="19"/>
-        </w:rPr>
-        <w:t>▶ 출력 결과:</w:t>
-        <w:br/>
-        <w:t>예측과 실제 RUL이 유사한 트렌드를 보이는 그래프 출력</w:t>
-        <w:br/>
-        <w:t>→ 일부 구간에서 예측값이 실제보다 과소/과대 추정</w:t>
-      </w:r>
-    </w:p>
-    <w:p>
-      <w:pPr>
-        <w:spacing w:before="0" w:after="200"/>
+        <w:spacing w:after="200"/>
         <w:ind w:left="170"/>
       </w:pPr>
       <w:r>
@@ -688,508 +632,9 @@
           <w:sz w:val="20"/>
           <w:rFonts w:eastAsia="맑은 고딕"/>
         </w:rPr>
-        <w:t>처음 20개 샘플 비교로 모델의 경향성을 확인합니다. 예측이 실제 값을 따라가는지, 어느 구간에서 오차가 큰지 시각적으로 파악할 수 있습니다.</w:t>
+        <w:t>고장 빈도가 2배로 증가하면 예지보전의 절감액도 2배가 되어 ROI가 크게 높아집니다. 고장이 잦은 현장일수록 예지보전 도입 효과가 큽니다.</w:t>
       </w:r>
     </w:p>
-    <w:p/>
-    <w:p>
-      <w:pPr>
-        <w:spacing w:before="240" w:after="80"/>
-      </w:pPr>
-      <w:r>
-        <w:rPr>
-          <w:rFonts w:ascii="맑은 고딕" w:hAnsi="맑은 고딕"/>
-          <w:b/>
-          <w:color w:val="34A853"/>
-          <w:sz w:val="26"/>
-          <w:rFonts w:eastAsia="맑은 고딕"/>
-        </w:rPr>
-        <w:t>과제 C (심화) — 엔진 ID별 RMSE</w:t>
-      </w:r>
-    </w:p>
-    <w:p>
-      <w:pPr>
-        <w:spacing w:before="120" w:after="40"/>
-      </w:pPr>
-      <w:r>
-        <w:rPr>
-          <w:rFonts w:ascii="맑은 고딕" w:hAnsi="맑은 고딕"/>
-          <w:b/>
-          <w:color w:val="1976D2"/>
-          <w:sz w:val="22"/>
-          <w:rFonts w:eastAsia="맑은 고딕"/>
-        </w:rPr>
-        <w:t>▶ 모범 코드</w:t>
-      </w:r>
-    </w:p>
-    <w:p>
-      <w:pPr>
-        <w:spacing w:before="40" w:after="120"/>
-        <w:ind w:left="283"/>
-        <w:shd w:val="clear" w:color="auto" w:fill="F3F4F6"/>
-      </w:pPr>
-      <w:r>
-        <w:rPr>
-          <w:rFonts w:ascii="Courier New" w:hAnsi="Courier New"/>
-          <w:sz w:val="19"/>
-        </w:rPr>
-        <w:t>for engine_id in df['engine_id'].unique():</w:t>
-        <w:br/>
-        <w:t xml:space="preserve">    mask = df_test['engine_id'] == engine_id</w:t>
-        <w:br/>
-        <w:t xml:space="preserve">    rmse_e = np.sqrt(mean_squared_error(</w:t>
-        <w:br/>
-        <w:t xml:space="preserve">        y_test[mask], y_pred[mask]))</w:t>
-        <w:br/>
-        <w:t xml:space="preserve">    print(f'Engine {engine_id}: RMSE = {rmse_e:.2f}')</w:t>
-      </w:r>
-    </w:p>
-    <w:p>
-      <w:pPr>
-        <w:spacing w:before="120" w:after="40"/>
-      </w:pPr>
-      <w:r>
-        <w:rPr>
-          <w:rFonts w:ascii="맑은 고딕" w:hAnsi="맑은 고딕"/>
-          <w:b/>
-          <w:color w:val="0D652D"/>
-          <w:sz w:val="22"/>
-          <w:rFonts w:eastAsia="맑은 고딕"/>
-        </w:rPr>
-        <w:t>▶ 예상 출력</w:t>
-      </w:r>
-    </w:p>
-    <w:p>
-      <w:pPr>
-        <w:spacing w:before="40" w:after="160"/>
-        <w:ind w:left="283"/>
-        <w:shd w:val="clear" w:color="auto" w:fill="EBF3FF"/>
-      </w:pPr>
-      <w:r>
-        <w:rPr>
-          <w:rFonts w:ascii="Courier New" w:hAnsi="Courier New"/>
-          <w:color w:val="004499"/>
-          <w:sz w:val="19"/>
-        </w:rPr>
-        <w:t>▶ 출력 결과:</w:t>
-        <w:br/>
-        <w:t>Engine 1: RMSE = 12.45</w:t>
-        <w:br/>
-        <w:t>Engine 2: RMSE = 23.17</w:t>
-        <w:br/>
-        <w:t>Engine 3: RMSE = 9.83  ← 가장 낮음</w:t>
-        <w:br/>
-        <w:t>...</w:t>
-      </w:r>
-    </w:p>
-    <w:p>
-      <w:pPr>
-        <w:spacing w:before="0" w:after="200"/>
-        <w:ind w:left="170"/>
-      </w:pPr>
-      <w:r>
-        <w:rPr>
-          <w:rFonts w:ascii="맑은 고딕" w:hAnsi="맑은 고딕"/>
-          <w:b/>
-          <w:color w:val="E67900"/>
-          <w:sz w:val="20"/>
-          <w:rFonts w:eastAsia="맑은 고딕"/>
-        </w:rPr>
-        <w:t xml:space="preserve">💡 해설: </w:t>
-      </w:r>
-      <w:r>
-        <w:rPr>
-          <w:rFonts w:ascii="맑은 고딕" w:hAnsi="맑은 고딕"/>
-          <w:b w:val="0"/>
-          <w:color w:val="444444"/>
-          <w:sz w:val="20"/>
-          <w:rFonts w:eastAsia="맑은 고딕"/>
-        </w:rPr>
-        <w:t>엔진마다 열화 패턴이 다르기 때문에 RMSE 차이가 있습니다. 특정 엔진에서 RMSE가 높다면 그 엔진의 열화 패턴이 학습 데이터와 다를 가능성이 있습니다.</w:t>
-      </w:r>
-    </w:p>
-    <w:p/>
-    <w:p>
-      <w:pPr>
-        <w:spacing w:before="240" w:after="80"/>
-      </w:pPr>
-      <w:r>
-        <w:rPr>
-          <w:rFonts w:ascii="맑은 고딕" w:hAnsi="맑은 고딕"/>
-          <w:b/>
-          <w:color w:val="1A73E8"/>
-          <w:sz w:val="32"/>
-          <w:rFonts w:eastAsia="맑은 고딕"/>
-        </w:rPr>
-        <w:t>📒 노트북 03 — 예방정비 스케줄·ROI</w:t>
-      </w:r>
-    </w:p>
-    <w:p>
-      <w:pPr>
-        <w:spacing w:before="80" w:after="80"/>
-      </w:pPr>
-      <w:r>
-        <w:rPr>
-          <w:rFonts w:ascii="맑은 고딕" w:hAnsi="맑은 고딕"/>
-          <w:b w:val="0"/>
-          <w:color w:val="CCCCCC"/>
-          <w:sz w:val="16"/>
-          <w:rFonts w:eastAsia="맑은 고딕"/>
-        </w:rPr>
-        <w:t>────────────────────────────────────────────────────────────</w:t>
-      </w:r>
-    </w:p>
-    <w:p>
-      <w:pPr>
-        <w:spacing w:before="240" w:after="80"/>
-      </w:pPr>
-      <w:r>
-        <w:rPr>
-          <w:rFonts w:ascii="맑은 고딕" w:hAnsi="맑은 고딕"/>
-          <w:b/>
-          <w:color w:val="34A853"/>
-          <w:sz w:val="26"/>
-          <w:rFonts w:eastAsia="맑은 고딕"/>
-        </w:rPr>
-        <w:t>과제 A (필수) — 고장 빈도 2배 → ROI 변화</w:t>
-      </w:r>
-    </w:p>
-    <w:p>
-      <w:pPr>
-        <w:spacing w:before="120" w:after="40"/>
-      </w:pPr>
-      <w:r>
-        <w:rPr>
-          <w:rFonts w:ascii="맑은 고딕" w:hAnsi="맑은 고딕"/>
-          <w:b/>
-          <w:color w:val="1976D2"/>
-          <w:sz w:val="22"/>
-          <w:rFonts w:eastAsia="맑은 고딕"/>
-        </w:rPr>
-        <w:t>▶ 모범 코드</w:t>
-      </w:r>
-    </w:p>
-    <w:p>
-      <w:pPr>
-        <w:spacing w:before="40" w:after="120"/>
-        <w:ind w:left="283"/>
-        <w:shd w:val="clear" w:color="auto" w:fill="F3F4F6"/>
-      </w:pPr>
-      <w:r>
-        <w:rPr>
-          <w:rFonts w:ascii="Courier New" w:hAnsi="Courier New"/>
-          <w:sz w:val="19"/>
-        </w:rPr>
-        <w:t>failure_freq_doubled = failure_freq * 2  # 2배로 변경</w:t>
-        <w:br/>
-        <w:t>roi_doubled = calculate_roi(</w:t>
-        <w:br/>
-        <w:t xml:space="preserve">    failure_freq=failure_freq_doubled,</w:t>
-        <w:br/>
-        <w:t xml:space="preserve">    repair_cost=repair_cost,</w:t>
-        <w:br/>
-        <w:t xml:space="preserve">    predictive_cost=predictive_cost</w:t>
-        <w:br/>
-        <w:t>)</w:t>
-        <w:br/>
-        <w:t>print(f'기존 ROI: {roi_original:.1f}%')</w:t>
-        <w:br/>
-        <w:t>print(f'빈도 2배 ROI: {roi_doubled:.1f}%')</w:t>
-      </w:r>
-    </w:p>
-    <w:p>
-      <w:pPr>
-        <w:spacing w:before="120" w:after="40"/>
-      </w:pPr>
-      <w:r>
-        <w:rPr>
-          <w:rFonts w:ascii="맑은 고딕" w:hAnsi="맑은 고딕"/>
-          <w:b/>
-          <w:color w:val="0D652D"/>
-          <w:sz w:val="22"/>
-          <w:rFonts w:eastAsia="맑은 고딕"/>
-        </w:rPr>
-        <w:t>▶ 예상 출력</w:t>
-      </w:r>
-    </w:p>
-    <w:p>
-      <w:pPr>
-        <w:spacing w:before="40" w:after="160"/>
-        <w:ind w:left="283"/>
-        <w:shd w:val="clear" w:color="auto" w:fill="EBF3FF"/>
-      </w:pPr>
-      <w:r>
-        <w:rPr>
-          <w:rFonts w:ascii="Courier New" w:hAnsi="Courier New"/>
-          <w:color w:val="004499"/>
-          <w:sz w:val="19"/>
-        </w:rPr>
-        <w:t>▶ 출력 결과:</w:t>
-        <w:br/>
-        <w:t>기존 ROI: 187.3%</w:t>
-        <w:br/>
-        <w:t>빈도 2배 ROI: 374.6%</w:t>
-        <w:br/>
-        <w:t>→ 고장 빈도가 2배 증가 시 ROI도 약 2배 증가</w:t>
-      </w:r>
-    </w:p>
-    <w:p>
-      <w:pPr>
-        <w:spacing w:before="0" w:after="200"/>
-        <w:ind w:left="170"/>
-      </w:pPr>
-      <w:r>
-        <w:rPr>
-          <w:rFonts w:ascii="맑은 고딕" w:hAnsi="맑은 고딕"/>
-          <w:b/>
-          <w:color w:val="E67900"/>
-          <w:sz w:val="20"/>
-          <w:rFonts w:eastAsia="맑은 고딕"/>
-        </w:rPr>
-        <w:t xml:space="preserve">💡 해설: </w:t>
-      </w:r>
-      <w:r>
-        <w:rPr>
-          <w:rFonts w:ascii="맑은 고딕" w:hAnsi="맑은 고딕"/>
-          <w:b w:val="0"/>
-          <w:color w:val="444444"/>
-          <w:sz w:val="20"/>
-          <w:rFonts w:eastAsia="맑은 고딕"/>
-        </w:rPr>
-        <w:t>고장 빈도가 높을수록 예지보전으로 절감할 수 있는 비용이 늘어나므로 ROI가 높아집니다. 현재 고장이 잦은 현장일수록 예지보전의 경제적 효과가 큽니다.</w:t>
-      </w:r>
-    </w:p>
-    <w:p/>
-    <w:p>
-      <w:pPr>
-        <w:spacing w:before="240" w:after="80"/>
-      </w:pPr>
-      <w:r>
-        <w:rPr>
-          <w:rFonts w:ascii="맑은 고딕" w:hAnsi="맑은 고딕"/>
-          <w:b/>
-          <w:color w:val="34A853"/>
-          <w:sz w:val="26"/>
-          <w:rFonts w:eastAsia="맑은 고딕"/>
-        </w:rPr>
-        <w:t>과제 B (필수) — 가장 빠른 정비 예정 시점</w:t>
-      </w:r>
-    </w:p>
-    <w:p>
-      <w:pPr>
-        <w:spacing w:before="120" w:after="40"/>
-      </w:pPr>
-      <w:r>
-        <w:rPr>
-          <w:rFonts w:ascii="맑은 고딕" w:hAnsi="맑은 고딕"/>
-          <w:b/>
-          <w:color w:val="1976D2"/>
-          <w:sz w:val="22"/>
-          <w:rFonts w:eastAsia="맑은 고딕"/>
-        </w:rPr>
-        <w:t>▶ 모범 코드</w:t>
-      </w:r>
-    </w:p>
-    <w:p>
-      <w:pPr>
-        <w:spacing w:before="40" w:after="120"/>
-        <w:ind w:left="283"/>
-        <w:shd w:val="clear" w:color="auto" w:fill="F3F4F6"/>
-      </w:pPr>
-      <w:r>
-        <w:rPr>
-          <w:rFonts w:ascii="Courier New" w:hAnsi="Courier New"/>
-          <w:sz w:val="19"/>
-        </w:rPr>
-        <w:t>schedule_df = generate_maintenance_schedule(predictions)</w:t>
-        <w:br/>
-        <w:t>print(schedule_df.sort_values('scheduled_date').iloc[0])</w:t>
-      </w:r>
-    </w:p>
-    <w:p>
-      <w:pPr>
-        <w:spacing w:before="120" w:after="40"/>
-      </w:pPr>
-      <w:r>
-        <w:rPr>
-          <w:rFonts w:ascii="맑은 고딕" w:hAnsi="맑은 고딕"/>
-          <w:b/>
-          <w:color w:val="0D652D"/>
-          <w:sz w:val="22"/>
-          <w:rFonts w:eastAsia="맑은 고딕"/>
-        </w:rPr>
-        <w:t>▶ 예상 출력</w:t>
-      </w:r>
-    </w:p>
-    <w:p>
-      <w:pPr>
-        <w:spacing w:before="40" w:after="160"/>
-        <w:ind w:left="283"/>
-        <w:shd w:val="clear" w:color="auto" w:fill="EBF3FF"/>
-      </w:pPr>
-      <w:r>
-        <w:rPr>
-          <w:rFonts w:ascii="Courier New" w:hAnsi="Courier New"/>
-          <w:color w:val="004499"/>
-          <w:sz w:val="19"/>
-        </w:rPr>
-        <w:t>▶ 출력 결과:</w:t>
-        <w:br/>
-        <w:t>engine_id          3</w:t>
-        <w:br/>
-        <w:t>scheduled_date     2024-02-15</w:t>
-        <w:br/>
-        <w:t>current_rul        45.2</w:t>
-        <w:br/>
-        <w:t>recommended_action 예방 정비 필요</w:t>
-        <w:br/>
-        <w:t>dtype: object</w:t>
-      </w:r>
-    </w:p>
-    <w:p>
-      <w:pPr>
-        <w:spacing w:before="0" w:after="200"/>
-        <w:ind w:left="170"/>
-      </w:pPr>
-      <w:r>
-        <w:rPr>
-          <w:rFonts w:ascii="맑은 고딕" w:hAnsi="맑은 고딕"/>
-          <w:b/>
-          <w:color w:val="E67900"/>
-          <w:sz w:val="20"/>
-          <w:rFonts w:eastAsia="맑은 고딕"/>
-        </w:rPr>
-        <w:t xml:space="preserve">💡 해설: </w:t>
-      </w:r>
-      <w:r>
-        <w:rPr>
-          <w:rFonts w:ascii="맑은 고딕" w:hAnsi="맑은 고딕"/>
-          <w:b w:val="0"/>
-          <w:color w:val="444444"/>
-          <w:sz w:val="20"/>
-          <w:rFonts w:eastAsia="맑은 고딕"/>
-        </w:rPr>
-        <w:t>`sort_values('scheduled_date')`로 정렬 후 첫 행을 선택합니다. RUL이 가장 낮은 엔진이 가장 빨리 정비가 필요합니다.</w:t>
-      </w:r>
-    </w:p>
-    <w:p/>
-    <w:p>
-      <w:pPr>
-        <w:spacing w:before="240" w:after="80"/>
-      </w:pPr>
-      <w:r>
-        <w:rPr>
-          <w:rFonts w:ascii="맑은 고딕" w:hAnsi="맑은 고딕"/>
-          <w:b/>
-          <w:color w:val="34A853"/>
-          <w:sz w:val="26"/>
-          <w:rFonts w:eastAsia="맑은 고딕"/>
-        </w:rPr>
-        <w:t>과제 C (심화) — 사후 vs 예지보전 비용 비교</w:t>
-      </w:r>
-    </w:p>
-    <w:p>
-      <w:pPr>
-        <w:spacing w:before="120" w:after="40"/>
-      </w:pPr>
-      <w:r>
-        <w:rPr>
-          <w:rFonts w:ascii="맑은 고딕" w:hAnsi="맑은 고딕"/>
-          <w:b/>
-          <w:color w:val="1976D2"/>
-          <w:sz w:val="22"/>
-          <w:rFonts w:eastAsia="맑은 고딕"/>
-        </w:rPr>
-        <w:t>▶ 모범 코드</w:t>
-      </w:r>
-    </w:p>
-    <w:p>
-      <w:pPr>
-        <w:spacing w:before="40" w:after="120"/>
-        <w:ind w:left="283"/>
-        <w:shd w:val="clear" w:color="auto" w:fill="F3F4F6"/>
-      </w:pPr>
-      <w:r>
-        <w:rPr>
-          <w:rFonts w:ascii="Courier New" w:hAnsi="Courier New"/>
-          <w:sz w:val="19"/>
-        </w:rPr>
-        <w:t>costs = pd.Series({'사후정비': current_cost, '예지보전': predictive_cost})</w:t>
-        <w:br/>
-        <w:t>costs.plot(kind='bar', color=['red','green'])</w:t>
-        <w:br/>
-        <w:t>plt.title('연간 정비 비용 비교 (원)')</w:t>
-        <w:br/>
-        <w:t>plt.ylabel('비용 (원)')</w:t>
-        <w:br/>
-        <w:t>plt.xticks(rotation=0)</w:t>
-        <w:br/>
-        <w:t>plt.show()</w:t>
-        <w:br/>
-        <w:t>print(f'절감액: {current_cost - predictive_cost:,.0f}원')</w:t>
-      </w:r>
-    </w:p>
-    <w:p>
-      <w:pPr>
-        <w:spacing w:before="120" w:after="40"/>
-      </w:pPr>
-      <w:r>
-        <w:rPr>
-          <w:rFonts w:ascii="맑은 고딕" w:hAnsi="맑은 고딕"/>
-          <w:b/>
-          <w:color w:val="0D652D"/>
-          <w:sz w:val="22"/>
-          <w:rFonts w:eastAsia="맑은 고딕"/>
-        </w:rPr>
-        <w:t>▶ 예상 출력</w:t>
-      </w:r>
-    </w:p>
-    <w:p>
-      <w:pPr>
-        <w:spacing w:before="40" w:after="160"/>
-        <w:ind w:left="283"/>
-        <w:shd w:val="clear" w:color="auto" w:fill="EBF3FF"/>
-      </w:pPr>
-      <w:r>
-        <w:rPr>
-          <w:rFonts w:ascii="Courier New" w:hAnsi="Courier New"/>
-          <w:color w:val="004499"/>
-          <w:sz w:val="19"/>
-        </w:rPr>
-        <w:t>▶ 출력 결과:</w:t>
-        <w:br/>
-        <w:t>비용 비교 그래프 출력</w:t>
-        <w:br/>
-        <w:t>절감액: 12,500,000원/년</w:t>
-      </w:r>
-    </w:p>
-    <w:p>
-      <w:pPr>
-        <w:spacing w:before="0" w:after="200"/>
-        <w:ind w:left="170"/>
-      </w:pPr>
-      <w:r>
-        <w:rPr>
-          <w:rFonts w:ascii="맑은 고딕" w:hAnsi="맑은 고딕"/>
-          <w:b/>
-          <w:color w:val="E67900"/>
-          <w:sz w:val="20"/>
-          <w:rFonts w:eastAsia="맑은 고딕"/>
-        </w:rPr>
-        <w:t xml:space="preserve">💡 해설: </w:t>
-      </w:r>
-      <w:r>
-        <w:rPr>
-          <w:rFonts w:ascii="맑은 고딕" w:hAnsi="맑은 고딕"/>
-          <w:b w:val="0"/>
-          <w:color w:val="444444"/>
-          <w:sz w:val="20"/>
-          <w:rFonts w:eastAsia="맑은 고딕"/>
-        </w:rPr>
-        <w:t>예지보전의 핵심 가치는 비계획 정지 비용 절감입니다. 그래프로 시각화하면 경영진 설득 자료로 활용할 수 있습니다.</w:t>
-      </w:r>
-    </w:p>
-    <w:p/>
     <w:sectPr>
       <w:pgSz w:w="12240" w:h="15840"/>
       <w:pgMar w:top="1134" w:right="1417" w:bottom="1134" w:left="1417" w:header="720" w:footer="720" w:gutter="0"/>
